--- a/ΜΔΕ FLUXOMICS.docx
+++ b/ΜΔΕ FLUXOMICS.docx
@@ -1381,7 +1381,6 @@
               <w:color w:val="000000" w:themeColor="text1"/>
               <w:sz w:val="16"/>
               <w:szCs w:val="14"/>
-              <w:lang w:val="el-GR"/>
             </w:rPr>
           </w:pPr>
         </w:p>
@@ -1414,6 +1413,7 @@
             </w:rPr>
             <w:t xml:space="preserve">ment of the requirements for the degree of </w:t>
           </w:r>
+          <w:proofErr w:type="gramStart"/>
           <w:r>
             <w:rPr>
               <w:color w:val="000000" w:themeColor="text1"/>
@@ -1449,6 +1449,7 @@
             </w:rPr>
             <w:t>ioinformatics</w:t>
           </w:r>
+          <w:proofErr w:type="gramEnd"/>
           <w:r>
             <w:rPr>
               <w:color w:val="000000" w:themeColor="text1"/>
@@ -8259,7 +8260,19 @@
         <w:rPr>
           <w:lang w:val="el-GR"/>
         </w:rPr>
-        <w:t xml:space="preserve">του προηγούμνεου μοντέλου </w:t>
+        <w:t>του προηγούμε</w:t>
+      </w:r>
+      <w:r>
+        <w:rPr>
+          <w:lang w:val="el-GR"/>
+        </w:rPr>
+        <w:t>ν</w:t>
+      </w:r>
+      <w:r>
+        <w:rPr>
+          <w:lang w:val="el-GR"/>
+        </w:rPr>
+        <w:t xml:space="preserve">ου μοντέλου </w:t>
       </w:r>
       <w:r>
         <w:rPr>

--- a/ΜΔΕ FLUXOMICS.docx
+++ b/ΜΔΕ FLUXOMICS.docx
@@ -1527,11 +1527,19 @@
             </w:rPr>
             <w:t xml:space="preserve">: </w:t>
           </w:r>
+          <w:proofErr w:type="spellStart"/>
           <w:r>
             <w:rPr>
               <w:color w:val="000000" w:themeColor="text1"/>
             </w:rPr>
-            <w:t>Psomopoulos Fotis, Senior Researcher, INAB/CERTH</w:t>
+            <w:t>Psomopoulos</w:t>
+          </w:r>
+          <w:proofErr w:type="spellEnd"/>
+          <w:r>
+            <w:rPr>
+              <w:color w:val="000000" w:themeColor="text1"/>
+            </w:rPr>
+            <w:t xml:space="preserve"> Fotis, Senior Researcher, INAB/CERTH</w:t>
           </w:r>
         </w:p>
         <w:p>
@@ -9624,6 +9632,7 @@
         </w:rPr>
         <w:t xml:space="preserve">̃ − </w:t>
       </w:r>
+      <w:proofErr w:type="gramStart"/>
       <w:r>
         <w:rPr>
           <w:i/>
@@ -9637,6 +9646,7 @@
         </w:rPr>
         <w:t>)^</w:t>
       </w:r>
+      <w:proofErr w:type="gramEnd"/>
       <w:r>
         <w:rPr>
           <w:i/>
@@ -10355,6 +10365,7 @@
         </w:rPr>
         <w:t>i</w:t>
       </w:r>
+      <w:proofErr w:type="gramStart"/>
       <w:r>
         <w:rPr>
           <w:i/>
@@ -10382,6 +10393,7 @@
         </w:rPr>
         <w:t xml:space="preserve"> λύσης</w:t>
       </w:r>
+      <w:proofErr w:type="gramEnd"/>
     </w:p>
     <w:p>
       <w:pPr>
@@ -10872,7 +10884,43 @@
         <w:rPr>
           <w:i/>
         </w:rPr>
-        <w:t>min Σ w_k (y_k,meas − y_k,sim)²</w:t>
+        <w:t>min Σ w_k (y_</w:t>
+      </w:r>
+      <w:proofErr w:type="gramStart"/>
+      <w:r>
+        <w:rPr>
+          <w:i/>
+        </w:rPr>
+        <w:t>k,meas</w:t>
+      </w:r>
+      <w:proofErr w:type="gramEnd"/>
+      <w:r>
+        <w:rPr>
+          <w:i/>
+        </w:rPr>
+        <w:t xml:space="preserve"> − </w:t>
+      </w:r>
+      <w:proofErr w:type="spellStart"/>
+      <w:r>
+        <w:rPr>
+          <w:i/>
+        </w:rPr>
+        <w:t>y_</w:t>
+      </w:r>
+      <w:proofErr w:type="gramStart"/>
+      <w:r>
+        <w:rPr>
+          <w:i/>
+        </w:rPr>
+        <w:t>k,sim</w:t>
+      </w:r>
+      <w:proofErr w:type="spellEnd"/>
+      <w:proofErr w:type="gramEnd"/>
+      <w:r>
+        <w:rPr>
+          <w:i/>
+        </w:rPr>
+        <w:t>)²</w:t>
       </w:r>
     </w:p>
     <w:p>
@@ -12983,7 +13031,19 @@
         <w:rPr>
           <w:lang w:val="el-GR"/>
         </w:rPr>
-        <w:t>9.8 Εξαγωγή μετρικών σχετιζόμεων με ροές</w:t>
+        <w:t>9.8 Εξαγωγή μετρικών σχετιζόμε</w:t>
+      </w:r>
+      <w:r>
+        <w:rPr>
+          <w:lang w:val="el-GR"/>
+        </w:rPr>
+        <w:t>ν</w:t>
+      </w:r>
+      <w:r>
+        <w:rPr>
+          <w:lang w:val="el-GR"/>
+        </w:rPr>
+        <w:t>ων με ροές</w:t>
       </w:r>
       <w:bookmarkEnd w:id="62"/>
     </w:p>
@@ -13918,9 +13978,11 @@
                 <w:lang w:val="el-GR"/>
               </w:rPr>
             </w:pPr>
+            <w:proofErr w:type="spellStart"/>
             <w:r>
               <w:t>iML</w:t>
             </w:r>
+            <w:proofErr w:type="spellEnd"/>
             <w:r>
               <w:rPr>
                 <w:lang w:val="el-GR"/>
@@ -13983,18 +14045,22 @@
                 <w:lang w:val="el-GR"/>
               </w:rPr>
             </w:pPr>
+            <w:proofErr w:type="spellStart"/>
             <w:r>
               <w:t>iML</w:t>
             </w:r>
+            <w:proofErr w:type="spellEnd"/>
             <w:r>
               <w:rPr>
                 <w:lang w:val="el-GR"/>
               </w:rPr>
               <w:t xml:space="preserve">1515 και </w:t>
             </w:r>
+            <w:proofErr w:type="spellStart"/>
             <w:r>
               <w:t>iJO</w:t>
             </w:r>
+            <w:proofErr w:type="spellEnd"/>
             <w:r>
               <w:rPr>
                 <w:lang w:val="el-GR"/>
@@ -14215,9 +14281,11 @@
         </w:rPr>
         <w:t xml:space="preserve">Το μοντέλο </w:t>
       </w:r>
+      <w:proofErr w:type="spellStart"/>
       <w:r>
         <w:t>iML</w:t>
       </w:r>
+      <w:proofErr w:type="spellEnd"/>
       <w:r>
         <w:rPr>
           <w:lang w:val="el-GR"/>
@@ -14568,9 +14636,11 @@
         </w:rPr>
         <w:t xml:space="preserve">Βασικά χαρακτηριστικά του μοντέλου </w:t>
       </w:r>
+      <w:proofErr w:type="spellStart"/>
       <w:r>
         <w:t>iML</w:t>
       </w:r>
+      <w:proofErr w:type="spellEnd"/>
       <w:r>
         <w:rPr>
           <w:lang w:val="el-GR"/>
@@ -15123,7 +15193,7 @@
               <w:rPr>
                 <w:lang w:val="el-GR"/>
               </w:rPr>
-              <w:t>3</w:t>
+              <w:t>1</w:t>
             </w:r>
           </w:p>
         </w:tc>
@@ -15214,13 +15284,13 @@
               </w:rPr>
             </w:pPr>
             <w:r>
-              <w:t>43</w:t>
-            </w:r>
-            <w:r>
-              <w:rPr>
-                <w:lang w:val="el-GR"/>
-              </w:rPr>
-              <w:t>0</w:t>
+              <w:t>4</w:t>
+            </w:r>
+            <w:r>
+              <w:rPr>
+                <w:lang w:val="el-GR"/>
+              </w:rPr>
+              <w:t>29</w:t>
             </w:r>
           </w:p>
         </w:tc>
@@ -17376,9 +17446,11 @@
         </w:rPr>
         <w:t xml:space="preserve">Το </w:t>
       </w:r>
+      <w:proofErr w:type="spellStart"/>
       <w:r>
         <w:t>iJO</w:t>
       </w:r>
+      <w:proofErr w:type="spellEnd"/>
       <w:r>
         <w:rPr>
           <w:lang w:val="el-GR"/>
@@ -21594,6 +21666,7 @@
         <w:rPr>
           <w:sz w:val="21"/>
           <w:szCs w:val="21"/>
+          <w:lang w:val="el-GR"/>
         </w:rPr>
       </w:pPr>
       <w:r>
@@ -21650,6 +21723,161 @@
           <w:szCs w:val="21"/>
         </w:rPr>
         <w:t>–2830.</w:t>
+      </w:r>
+    </w:p>
+    <w:p>
+      <w:pPr>
+        <w:jc w:val="both"/>
+        <w:rPr>
+          <w:sz w:val="21"/>
+          <w:szCs w:val="21"/>
+          <w:lang w:val="el-GR"/>
+        </w:rPr>
+      </w:pPr>
+      <w:r>
+        <w:rPr>
+          <w:sz w:val="21"/>
+          <w:szCs w:val="21"/>
+        </w:rPr>
+        <w:t xml:space="preserve">51. Gonzalez JE, Long CP, Antoniewicz MR. Comprehensive analysis of glucose and xylose metabolism in Escherichia coli under aerobic and anaerobic conditions by ¹³C metabolic flux analysis. Metabolic Engineering. </w:t>
+      </w:r>
+      <w:proofErr w:type="gramStart"/>
+      <w:r>
+        <w:rPr>
+          <w:sz w:val="21"/>
+          <w:szCs w:val="21"/>
+        </w:rPr>
+        <w:t>2017;39:9</w:t>
+      </w:r>
+      <w:proofErr w:type="gramEnd"/>
+      <w:r>
+        <w:rPr>
+          <w:sz w:val="21"/>
+          <w:szCs w:val="21"/>
+        </w:rPr>
+        <w:t>–18.</w:t>
+      </w:r>
+    </w:p>
+    <w:p>
+      <w:pPr>
+        <w:jc w:val="both"/>
+        <w:rPr>
+          <w:sz w:val="21"/>
+          <w:szCs w:val="21"/>
+          <w:lang w:val="el-GR"/>
+        </w:rPr>
+      </w:pPr>
+      <w:r>
+        <w:rPr>
+          <w:sz w:val="21"/>
+          <w:szCs w:val="21"/>
+        </w:rPr>
+        <w:t xml:space="preserve">52. Haverkorn van </w:t>
+      </w:r>
+      <w:proofErr w:type="spellStart"/>
+      <w:r>
+        <w:rPr>
+          <w:sz w:val="21"/>
+          <w:szCs w:val="21"/>
+        </w:rPr>
+        <w:t>Rijsewijk</w:t>
+      </w:r>
+      <w:proofErr w:type="spellEnd"/>
+      <w:r>
+        <w:rPr>
+          <w:sz w:val="21"/>
+          <w:szCs w:val="21"/>
+        </w:rPr>
+        <w:t xml:space="preserve"> BRB, </w:t>
+      </w:r>
+      <w:proofErr w:type="spellStart"/>
+      <w:r>
+        <w:rPr>
+          <w:sz w:val="21"/>
+          <w:szCs w:val="21"/>
+        </w:rPr>
+        <w:t>Nanchen</w:t>
+      </w:r>
+      <w:proofErr w:type="spellEnd"/>
+      <w:r>
+        <w:rPr>
+          <w:sz w:val="21"/>
+          <w:szCs w:val="21"/>
+        </w:rPr>
+        <w:t xml:space="preserve"> A, </w:t>
+      </w:r>
+      <w:proofErr w:type="spellStart"/>
+      <w:r>
+        <w:rPr>
+          <w:sz w:val="21"/>
+          <w:szCs w:val="21"/>
+        </w:rPr>
+        <w:t>Nallet</w:t>
+      </w:r>
+      <w:proofErr w:type="spellEnd"/>
+      <w:r>
+        <w:rPr>
+          <w:sz w:val="21"/>
+          <w:szCs w:val="21"/>
+        </w:rPr>
+        <w:t xml:space="preserve"> S, Kleijn RJ, Sauer U. Large-scale ¹³C-flux analysis reveals distinct transcriptional control of respiratory and fermentative metabolism in Escherichia coli. Molecular Systems Biology. </w:t>
+      </w:r>
+      <w:proofErr w:type="gramStart"/>
+      <w:r>
+        <w:rPr>
+          <w:sz w:val="21"/>
+          <w:szCs w:val="21"/>
+        </w:rPr>
+        <w:t>2011;7:477</w:t>
+      </w:r>
+      <w:proofErr w:type="gramEnd"/>
+      <w:r>
+        <w:rPr>
+          <w:sz w:val="21"/>
+          <w:szCs w:val="21"/>
+        </w:rPr>
+        <w:t>.</w:t>
+      </w:r>
+    </w:p>
+    <w:p>
+      <w:pPr>
+        <w:jc w:val="both"/>
+        <w:rPr>
+          <w:sz w:val="21"/>
+          <w:szCs w:val="21"/>
+          <w:lang w:val="el-GR"/>
+        </w:rPr>
+      </w:pPr>
+      <w:r>
+        <w:rPr>
+          <w:sz w:val="21"/>
+          <w:szCs w:val="21"/>
+        </w:rPr>
+        <w:t xml:space="preserve">53. Long CP, Antoniewicz MR. High-resolution ¹³C metabolic flux analysis. </w:t>
+      </w:r>
+      <w:r>
+        <w:rPr>
+          <w:sz w:val="21"/>
+          <w:szCs w:val="21"/>
+          <w:lang w:val="el-GR"/>
+        </w:rPr>
+        <w:t>Nature Protocols. 2019;14:2856–2877.</w:t>
+      </w:r>
+    </w:p>
+    <w:p>
+      <w:pPr>
+        <w:jc w:val="both"/>
+        <w:rPr>
+          <w:sz w:val="21"/>
+          <w:szCs w:val="21"/>
+        </w:rPr>
+      </w:pPr>
+      <w:r>
+        <w:rPr>
+          <w:sz w:val="21"/>
+          <w:szCs w:val="21"/>
+        </w:rPr>
+        <w:t>54. Yao R, Li J, Feng L, Zhang X, Hu H. ¹³C metabolic flux analysis-guided metabolic engineering of Escherichia coli for improved acetol production from glycerol. Biotechnology for Biofuels. 2019;12:29.</w:t>
       </w:r>
     </w:p>
     <w:sectPr>
